--- a/Getting Started with AI for Spatial Data.docx
+++ b/Getting Started with AI for Spatial Data.docx
@@ -152,6 +152,13 @@
       </w:hyperlink>
     </w:p>
     <w:p>
+      <w:pPr>
+        <w:pStyle w:val="ListParagraph"/>
+        <w:numPr>
+          <w:ilvl w:val="0"/>
+          <w:numId w:val="23"/>
+        </w:numPr>
+      </w:pPr>
       <w:sdt>
         <w:sdtPr>
           <w:tag w:val="goog_rdk_16"/>
@@ -531,13 +538,14 @@
           <w:bCs/>
         </w:rPr>
       </w:pPr>
-      <w:r>
+    </w:p>
+    <w:p>
+      <w:pPr>
         <w:rPr>
           <w:b/>
           <w:bCs/>
         </w:rPr>
-        <w:t>In the workshop</w:t>
-      </w:r>
+      </w:pPr>
     </w:p>
     <w:p>
       <w:pPr>
@@ -546,11 +554,50 @@
           <w:bCs/>
         </w:rPr>
       </w:pPr>
-      <w:r>
+    </w:p>
+    <w:p>
+      <w:pPr>
+        <w:pStyle w:val="ListParagraph"/>
+        <w:numPr>
+          <w:ilvl w:val="0"/>
+          <w:numId w:val="23"/>
+        </w:numPr>
+      </w:pPr>
+      <w:sdt>
+        <w:sdtPr>
+          <w:tag w:val="goog_rdk_16"/>
+          <w:id w:val="657733175"/>
+        </w:sdtPr>
+        <w:sdtContent>
+          <w:r>
+            <w:rPr>
+              <w:b/>
+              <w:bCs/>
+            </w:rPr>
+            <w:t>In</w:t>
+          </w:r>
+          <w:r>
+            <w:rPr>
+              <w:b/>
+              <w:bCs/>
+            </w:rPr>
+            <w:t>-Workshop instructions:</w:t>
+          </w:r>
+        </w:sdtContent>
+      </w:sdt>
+    </w:p>
+    <w:p>
+      <w:pPr>
         <w:rPr>
           <w:b/>
           <w:bCs/>
         </w:rPr>
+      </w:pPr>
+      <w:r>
+        <w:rPr>
+          <w:b/>
+          <w:bCs/>
+        </w:rPr>
         <w:t>Part 1: Text processing with LLMs</w:t>
       </w:r>
     </w:p>
@@ -585,7 +632,6 @@
           <w:kern w:val="0"/>
           <w14:ligatures w14:val="none"/>
         </w:rPr>
-        <w:lastRenderedPageBreak/>
         <w:t>Specifically, it:</w:t>
       </w:r>
     </w:p>
@@ -874,7 +920,7 @@
         </w:rPr>
       </w:r>
       <w:r>
-        <w:pict w14:anchorId="0AD72B02">
+        <w:pict w14:anchorId="50483AC5">
           <v:rect id="Horizontal Line 1" o:spid="_x0000_s1048" style="width:468pt;height:1.1pt;visibility:visible;mso-wrap-style:square;mso-left-percent:-10001;mso-top-percent:-10001;mso-position-horizontal:absolute;mso-position-horizontal-relative:char;mso-position-vertical:absolute;mso-position-vertical-relative:line;mso-left-percent:-10001;mso-top-percent:-10001;v-text-anchor:top" o:gfxdata="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" filled="f">
             <o:lock v:ext="edit" rotation="t" aspectratio="t" verticies="t" text="t" shapetype="t"/>
             <w10:anchorlock/>
@@ -987,7 +1033,7 @@
         </w:rPr>
       </w:r>
       <w:r>
-        <w:pict w14:anchorId="0FDE897B">
+        <w:pict w14:anchorId="4C7E3EBB">
           <v:rect id="Horizontal Line 2" o:spid="_x0000_s1047" style="width:468pt;height:1.1pt;visibility:visible;mso-wrap-style:square;mso-left-percent:-10001;mso-top-percent:-10001;mso-position-horizontal:absolute;mso-position-horizontal-relative:char;mso-position-vertical:absolute;mso-position-vertical-relative:line;mso-left-percent:-10001;mso-top-percent:-10001;v-text-anchor:top" o:gfxdata="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" filled="f">
             <o:lock v:ext="edit" rotation="t" aspectratio="t" verticies="t" text="t" shapetype="t"/>
             <w10:anchorlock/>
@@ -1070,7 +1116,7 @@
         </w:rPr>
       </w:r>
       <w:r>
-        <w:pict w14:anchorId="45896B30">
+        <w:pict w14:anchorId="1F73251A">
           <v:rect id="Horizontal Line 3" o:spid="_x0000_s1046" style="width:468pt;height:1.1pt;visibility:visible;mso-wrap-style:square;mso-left-percent:-10001;mso-top-percent:-10001;mso-position-horizontal:absolute;mso-position-horizontal-relative:char;mso-position-vertical:absolute;mso-position-vertical-relative:line;mso-left-percent:-10001;mso-top-percent:-10001;v-text-anchor:top" o:gfxdata="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" filled="f">
             <o:lock v:ext="edit" rotation="t" aspectratio="t" verticies="t" text="t" shapetype="t"/>
             <w10:anchorlock/>
@@ -1145,7 +1191,6 @@
           <w:kern w:val="0"/>
           <w14:ligatures w14:val="none"/>
         </w:rPr>
-        <w:lastRenderedPageBreak/>
         <w:t xml:space="preserve">seller_country </w:t>
       </w:r>
     </w:p>
@@ -1201,7 +1246,7 @@
         </w:rPr>
       </w:r>
       <w:r>
-        <w:pict w14:anchorId="3CB89D19">
+        <w:pict w14:anchorId="1496A890">
           <v:rect id="Horizontal Line 4" o:spid="_x0000_s1045" style="width:468pt;height:1.1pt;visibility:visible;mso-wrap-style:square;mso-left-percent:-10001;mso-top-percent:-10001;mso-position-horizontal:absolute;mso-position-horizontal-relative:char;mso-position-vertical:absolute;mso-position-vertical-relative:line;mso-left-percent:-10001;mso-top-percent:-10001;v-text-anchor:top" o:gfxdata="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" filled="f">
             <o:lock v:ext="edit" rotation="t" aspectratio="t" verticies="t" text="t" shapetype="t"/>
             <w10:anchorlock/>
@@ -1260,7 +1305,7 @@
         </w:rPr>
       </w:r>
       <w:r>
-        <w:pict w14:anchorId="52C9E77D">
+        <w:pict w14:anchorId="6035DEA5">
           <v:rect id="Horizontal Line 5" o:spid="_x0000_s1044" style="width:468pt;height:1.1pt;visibility:visible;mso-wrap-style:square;mso-left-percent:-10001;mso-top-percent:-10001;mso-position-horizontal:absolute;mso-position-horizontal-relative:char;mso-position-vertical:absolute;mso-position-vertical-relative:line;mso-left-percent:-10001;mso-top-percent:-10001;v-text-anchor:top" o:gfxdata="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" filled="f">
             <o:lock v:ext="edit" rotation="t" aspectratio="t" verticies="t" text="t" shapetype="t"/>
             <w10:anchorlock/>
@@ -1319,7 +1364,7 @@
         </w:rPr>
       </w:r>
       <w:r>
-        <w:pict w14:anchorId="15435586">
+        <w:pict w14:anchorId="6B37AEF1">
           <v:rect id="Horizontal Line 6" o:spid="_x0000_s1043" style="width:468pt;height:1.1pt;visibility:visible;mso-wrap-style:square;mso-left-percent:-10001;mso-top-percent:-10001;mso-position-horizontal:absolute;mso-position-horizontal-relative:char;mso-position-vertical:absolute;mso-position-vertical-relative:line;mso-left-percent:-10001;mso-top-percent:-10001;v-text-anchor:top" o:gfxdata="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" filled="f">
             <o:lock v:ext="edit" rotation="t" aspectratio="t" verticies="t" text="t" shapetype="t"/>
             <w10:anchorlock/>
@@ -1432,7 +1477,7 @@
         </w:rPr>
       </w:r>
       <w:r>
-        <w:pict w14:anchorId="0F6B0BAF">
+        <w:pict w14:anchorId="68DAC453">
           <v:rect id="Horizontal Line 7" o:spid="_x0000_s1042" style="width:468pt;height:1.1pt;visibility:visible;mso-wrap-style:square;mso-left-percent:-10001;mso-top-percent:-10001;mso-position-horizontal:absolute;mso-position-horizontal-relative:char;mso-position-vertical:absolute;mso-position-vertical-relative:line;mso-left-percent:-10001;mso-top-percent:-10001;v-text-anchor:top" o:gfxdata="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" filled="f">
             <o:lock v:ext="edit" rotation="t" aspectratio="t" verticies="t" text="t" shapetype="t"/>
             <w10:anchorlock/>
@@ -1524,7 +1569,7 @@
         </w:rPr>
       </w:r>
       <w:r>
-        <w:pict w14:anchorId="619C521C">
+        <w:pict w14:anchorId="5872959D">
           <v:rect id="Horizontal Line 8" o:spid="_x0000_s1041" style="width:468pt;height:1.1pt;visibility:visible;mso-wrap-style:square;mso-left-percent:-10001;mso-top-percent:-10001;mso-position-horizontal:absolute;mso-position-horizontal-relative:char;mso-position-vertical:absolute;mso-position-vertical-relative:line;mso-left-percent:-10001;mso-top-percent:-10001;v-text-anchor:top" o:gfxdata="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" filled="f">
             <o:lock v:ext="edit" rotation="t" aspectratio="t" verticies="t" text="t" shapetype="t"/>
             <w10:anchorlock/>
@@ -1601,6 +1646,7 @@
           <w:kern w:val="0"/>
           <w14:ligatures w14:val="none"/>
         </w:rPr>
+        <w:lastRenderedPageBreak/>
         <w:t xml:space="preserve">To return only country names </w:t>
       </w:r>
     </w:p>
@@ -1662,7 +1708,7 @@
         </w:rPr>
       </w:r>
       <w:r>
-        <w:pict w14:anchorId="0A6189EB">
+        <w:pict w14:anchorId="32F9758E">
           <v:rect id="Horizontal Line 9" o:spid="_x0000_s1040" style="width:468pt;height:1.1pt;visibility:visible;mso-wrap-style:square;mso-left-percent:-10001;mso-top-percent:-10001;mso-position-horizontal:absolute;mso-position-horizontal-relative:char;mso-position-vertical:absolute;mso-position-vertical-relative:line;mso-left-percent:-10001;mso-top-percent:-10001;v-text-anchor:top" o:gfxdata="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" filled="f">
             <o:lock v:ext="edit" rotation="t" aspectratio="t" verticies="t" text="t" shapetype="t"/>
             <w10:anchorlock/>
@@ -1686,7 +1732,6 @@
           <w:kern w:val="0"/>
           <w14:ligatures w14:val="none"/>
         </w:rPr>
-        <w:lastRenderedPageBreak/>
         <w:t>10. Call the model</w:t>
       </w:r>
       <w:r>
@@ -1722,7 +1767,7 @@
         </w:rPr>
       </w:r>
       <w:r>
-        <w:pict w14:anchorId="36F55EDF">
+        <w:pict w14:anchorId="4119E597">
           <v:rect id="Horizontal Line 10" o:spid="_x0000_s1039" style="width:468pt;height:1.1pt;visibility:visible;mso-wrap-style:square;mso-left-percent:-10001;mso-top-percent:-10001;mso-position-horizontal:absolute;mso-position-horizontal-relative:char;mso-position-vertical:absolute;mso-position-vertical-relative:line;mso-left-percent:-10001;mso-top-percent:-10001;v-text-anchor:top" o:gfxdata="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" filled="f">
             <o:lock v:ext="edit" rotation="t" aspectratio="t" verticies="t" text="t" shapetype="t"/>
             <w10:anchorlock/>
@@ -1781,7 +1826,7 @@
         </w:rPr>
       </w:r>
       <w:r>
-        <w:pict w14:anchorId="12A499EA">
+        <w:pict w14:anchorId="6EA89569">
           <v:rect id="Horizontal Line 11" o:spid="_x0000_s1038" style="width:468pt;height:1.1pt;visibility:visible;mso-wrap-style:square;mso-left-percent:-10001;mso-top-percent:-10001;mso-position-horizontal:absolute;mso-position-horizontal-relative:char;mso-position-vertical:absolute;mso-position-vertical-relative:line;mso-left-percent:-10001;mso-top-percent:-10001;v-text-anchor:top" o:gfxdata="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" filled="f">
             <o:lock v:ext="edit" rotation="t" aspectratio="t" verticies="t" text="t" shapetype="t"/>
             <w10:anchorlock/>
@@ -1892,6 +1937,7 @@
         <w:rPr>
           <w:noProof/>
         </w:rPr>
+        <w:lastRenderedPageBreak/>
         <w:drawing>
           <wp:inline distT="0" distB="0" distL="0" distR="0" wp14:anchorId="1E5A5AFA" wp14:editId="00F541A4">
             <wp:extent cx="1933575" cy="4548156"/>
@@ -2133,6 +2179,7 @@
           <w:kern w:val="0"/>
           <w14:ligatures w14:val="none"/>
         </w:rPr>
+        <w:lastRenderedPageBreak/>
         <w:t xml:space="preserve">encoding images into a format the model can read </w:t>
       </w:r>
     </w:p>
@@ -2173,7 +2220,7 @@
         </w:rPr>
       </w:r>
       <w:r>
-        <w:pict w14:anchorId="18A5BAB0">
+        <w:pict w14:anchorId="599ECCBF">
           <v:rect id="Horizontal Line 12" o:spid="_x0000_s1037" style="width:468pt;height:1.1pt;visibility:visible;mso-wrap-style:square;mso-left-percent:-10001;mso-top-percent:-10001;mso-position-horizontal:absolute;mso-position-horizontal-relative:char;mso-position-vertical:absolute;mso-position-vertical-relative:line;mso-left-percent:-10001;mso-top-percent:-10001;v-text-anchor:top" o:gfxdata="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" filled="f">
             <o:lock v:ext="edit" rotation="t" aspectratio="t" verticies="t" text="t" shapetype="t"/>
             <w10:anchorlock/>
@@ -2252,7 +2299,7 @@
         </w:rPr>
       </w:r>
       <w:r>
-        <w:pict w14:anchorId="47FCB63C">
+        <w:pict w14:anchorId="45969816">
           <v:rect id="Horizontal Line 13" o:spid="_x0000_s1036" style="width:468pt;height:1.1pt;visibility:visible;mso-wrap-style:square;mso-left-percent:-10001;mso-top-percent:-10001;mso-position-horizontal:absolute;mso-position-horizontal-relative:char;mso-position-vertical:absolute;mso-position-vertical-relative:line;mso-left-percent:-10001;mso-top-percent:-10001;v-text-anchor:top" o:gfxdata="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" filled="f">
             <o:lock v:ext="edit" rotation="t" aspectratio="t" verticies="t" text="t" shapetype="t"/>
             <w10:anchorlock/>
@@ -2392,7 +2439,7 @@
         </w:rPr>
       </w:r>
       <w:r>
-        <w:pict w14:anchorId="488BFF12">
+        <w:pict w14:anchorId="429FC8EA">
           <v:rect id="Horizontal Line 14" o:spid="_x0000_s1035" style="width:468pt;height:1.1pt;visibility:visible;mso-wrap-style:square;mso-left-percent:-10001;mso-top-percent:-10001;mso-position-horizontal:absolute;mso-position-horizontal-relative:char;mso-position-vertical:absolute;mso-position-vertical-relative:line;mso-left-percent:-10001;mso-top-percent:-10001;v-text-anchor:top" o:gfxdata="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" filled="f">
             <o:lock v:ext="edit" rotation="t" aspectratio="t" verticies="t" text="t" shapetype="t"/>
             <w10:anchorlock/>
@@ -2444,7 +2491,7 @@
         </w:rPr>
       </w:r>
       <w:r>
-        <w:pict w14:anchorId="437608F3">
+        <w:pict w14:anchorId="4C496567">
           <v:rect id="Horizontal Line 15" o:spid="_x0000_s1034" style="width:468pt;height:1.1pt;visibility:visible;mso-wrap-style:square;mso-left-percent:-10001;mso-top-percent:-10001;mso-position-horizontal:absolute;mso-position-horizontal-relative:char;mso-position-vertical:absolute;mso-position-vertical-relative:line;mso-left-percent:-10001;mso-top-percent:-10001;v-text-anchor:top" o:gfxdata="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" filled="f">
             <o:lock v:ext="edit" rotation="t" aspectratio="t" verticies="t" text="t" shapetype="t"/>
             <w10:anchorlock/>
@@ -2469,7 +2516,6 @@
           <w:kern w:val="0"/>
           <w14:ligatures w14:val="none"/>
         </w:rPr>
-        <w:lastRenderedPageBreak/>
         <w:t>5. Locate the image files</w:t>
       </w:r>
       <w:r>
@@ -2497,7 +2543,7 @@
         </w:rPr>
       </w:r>
       <w:r>
-        <w:pict w14:anchorId="0F9659A3">
+        <w:pict w14:anchorId="313B647F">
           <v:rect id="Horizontal Line 16" o:spid="_x0000_s1033" style="width:468pt;height:1.1pt;visibility:visible;mso-wrap-style:square;mso-left-percent:-10001;mso-top-percent:-10001;mso-position-horizontal:absolute;mso-position-horizontal-relative:char;mso-position-vertical:absolute;mso-position-vertical-relative:line;mso-left-percent:-10001;mso-top-percent:-10001;v-text-anchor:top" o:gfxdata="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" filled="f">
             <o:lock v:ext="edit" rotation="t" aspectratio="t" verticies="t" text="t" shapetype="t"/>
             <w10:anchorlock/>
@@ -2647,7 +2693,7 @@
         </w:rPr>
       </w:r>
       <w:r>
-        <w:pict w14:anchorId="5C01A8D9">
+        <w:pict w14:anchorId="6CE7E792">
           <v:rect id="Horizontal Line 17" o:spid="_x0000_s1032" style="width:468pt;height:1.1pt;visibility:visible;mso-wrap-style:square;mso-left-percent:-10001;mso-top-percent:-10001;mso-position-horizontal:absolute;mso-position-horizontal-relative:char;mso-position-vertical:absolute;mso-position-vertical-relative:line;mso-left-percent:-10001;mso-top-percent:-10001;v-text-anchor:top" o:gfxdata="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" filled="f">
             <o:lock v:ext="edit" rotation="t" aspectratio="t" verticies="t" text="t" shapetype="t"/>
             <w10:anchorlock/>
@@ -2765,7 +2811,7 @@
         </w:rPr>
       </w:r>
       <w:r>
-        <w:pict w14:anchorId="0A9F76CF">
+        <w:pict w14:anchorId="27567FD1">
           <v:rect id="Horizontal Line 18" o:spid="_x0000_s1031" style="width:468pt;height:1.1pt;visibility:visible;mso-wrap-style:square;mso-left-percent:-10001;mso-top-percent:-10001;mso-position-horizontal:absolute;mso-position-horizontal-relative:char;mso-position-vertical:absolute;mso-position-vertical-relative:line;mso-left-percent:-10001;mso-top-percent:-10001;v-text-anchor:top" o:gfxdata="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" filled="f">
             <o:lock v:ext="edit" rotation="t" aspectratio="t" verticies="t" text="t" shapetype="t"/>
             <w10:anchorlock/>
@@ -2826,7 +2872,7 @@
         </w:rPr>
       </w:r>
       <w:r>
-        <w:pict w14:anchorId="2DF4DEDC">
+        <w:pict w14:anchorId="18DD7C2A">
           <v:rect id="Horizontal Line 19" o:spid="_x0000_s1030" style="width:468pt;height:1.1pt;visibility:visible;mso-wrap-style:square;mso-left-percent:-10001;mso-top-percent:-10001;mso-position-horizontal:absolute;mso-position-horizontal-relative:char;mso-position-vertical:absolute;mso-position-vertical-relative:line;mso-left-percent:-10001;mso-top-percent:-10001;v-text-anchor:top" o:gfxdata="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" filled="f">
             <o:lock v:ext="edit" rotation="t" aspectratio="t" verticies="t" text="t" shapetype="t"/>
             <w10:anchorlock/>
@@ -2966,7 +3012,7 @@
         </w:rPr>
       </w:r>
       <w:r>
-        <w:pict w14:anchorId="5B0149C8">
+        <w:pict w14:anchorId="36245428">
           <v:rect id="Horizontal Line 20" o:spid="_x0000_s1029" style="width:468pt;height:1.1pt;visibility:visible;mso-wrap-style:square;mso-left-percent:-10001;mso-top-percent:-10001;mso-position-horizontal:absolute;mso-position-horizontal-relative:char;mso-position-vertical:absolute;mso-position-vertical-relative:line;mso-left-percent:-10001;mso-top-percent:-10001;v-text-anchor:top" o:gfxdata="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" filled="f">
             <o:lock v:ext="edit" rotation="t" aspectratio="t" verticies="t" text="t" shapetype="t"/>
             <w10:anchorlock/>
@@ -3045,7 +3091,7 @@
         </w:rPr>
       </w:r>
       <w:r>
-        <w:pict w14:anchorId="4EC3553E">
+        <w:pict w14:anchorId="16B047EA">
           <v:rect id="Horizontal Line 21" o:spid="_x0000_s1028" style="width:468pt;height:1.1pt;visibility:visible;mso-wrap-style:square;mso-left-percent:-10001;mso-top-percent:-10001;mso-position-horizontal:absolute;mso-position-horizontal-relative:char;mso-position-vertical:absolute;mso-position-vertical-relative:line;mso-left-percent:-10001;mso-top-percent:-10001;v-text-anchor:top" o:gfxdata="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" filled="f">
             <o:lock v:ext="edit" rotation="t" aspectratio="t" verticies="t" text="t" shapetype="t"/>
             <w10:anchorlock/>
@@ -3101,7 +3147,6 @@
           <w:kern w:val="0"/>
           <w14:ligatures w14:val="none"/>
         </w:rPr>
-        <w:lastRenderedPageBreak/>
         <w:t xml:space="preserve">the model’s choice (left or right) </w:t>
       </w:r>
     </w:p>
@@ -3160,7 +3205,7 @@
         </w:rPr>
       </w:r>
       <w:r>
-        <w:pict w14:anchorId="4172F79B">
+        <w:pict w14:anchorId="5C7CC03E">
           <v:rect id="Horizontal Line 22" o:spid="_x0000_s1027" style="width:468pt;height:1.1pt;visibility:visible;mso-wrap-style:square;mso-left-percent:-10001;mso-top-percent:-10001;mso-position-horizontal:absolute;mso-position-horizontal-relative:char;mso-position-vertical:absolute;mso-position-vertical-relative:line;mso-left-percent:-10001;mso-top-percent:-10001;v-text-anchor:top" o:gfxdata="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" filled="f">
             <o:lock v:ext="edit" rotation="t" aspectratio="t" verticies="t" text="t" shapetype="t"/>
             <w10:anchorlock/>
@@ -3300,7 +3345,7 @@
         </w:rPr>
       </w:r>
       <w:r>
-        <w:pict w14:anchorId="6E27B6D1">
+        <w:pict w14:anchorId="667671DA">
           <v:rect id="Horizontal Line 23" o:spid="_x0000_s1026" style="width:468pt;height:1.1pt;visibility:visible;mso-wrap-style:square;mso-left-percent:-10001;mso-top-percent:-10001;mso-position-horizontal:absolute;mso-position-horizontal-relative:char;mso-position-vertical:absolute;mso-position-vertical-relative:line;mso-left-percent:-10001;mso-top-percent:-10001;v-text-anchor:top" o:gfxdata="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" filled="f">
             <o:lock v:ext="edit" rotation="t" aspectratio="t" verticies="t" text="t" shapetype="t"/>
             <w10:anchorlock/>
@@ -3569,6 +3614,95 @@
     </w:lvl>
   </w:abstractNum>
   <w:abstractNum w:abstractNumId="1" w15:restartNumberingAfterBreak="0">
+    <w:nsid w:val="14187FEF"/>
+    <w:multiLevelType w:val="hybridMultilevel"/>
+    <w:tmpl w:val="D0BEA6E6"/>
+    <w:lvl w:ilvl="0" w:tplc="F856B9DC">
+      <w:start w:val="1"/>
+      <w:numFmt w:val="upperRoman"/>
+      <w:lvlText w:val="%1."/>
+      <w:lvlJc w:val="left"/>
+      <w:pPr>
+        <w:ind w:left="1080" w:hanging="720"/>
+      </w:pPr>
+      <w:rPr>
+        <w:rFonts w:hint="default"/>
+      </w:rPr>
+    </w:lvl>
+    <w:lvl w:ilvl="1" w:tplc="04090019" w:tentative="1">
+      <w:start w:val="1"/>
+      <w:numFmt w:val="lowerLetter"/>
+      <w:lvlText w:val="%2."/>
+      <w:lvlJc w:val="left"/>
+      <w:pPr>
+        <w:ind w:left="1440" w:hanging="360"/>
+      </w:pPr>
+    </w:lvl>
+    <w:lvl w:ilvl="2" w:tplc="0409001B" w:tentative="1">
+      <w:start w:val="1"/>
+      <w:numFmt w:val="lowerRoman"/>
+      <w:lvlText w:val="%3."/>
+      <w:lvlJc w:val="right"/>
+      <w:pPr>
+        <w:ind w:left="2160" w:hanging="180"/>
+      </w:pPr>
+    </w:lvl>
+    <w:lvl w:ilvl="3" w:tplc="0409000F" w:tentative="1">
+      <w:start w:val="1"/>
+      <w:numFmt w:val="decimal"/>
+      <w:lvlText w:val="%4."/>
+      <w:lvlJc w:val="left"/>
+      <w:pPr>
+        <w:ind w:left="2880" w:hanging="360"/>
+      </w:pPr>
+    </w:lvl>
+    <w:lvl w:ilvl="4" w:tplc="04090019" w:tentative="1">
+      <w:start w:val="1"/>
+      <w:numFmt w:val="lowerLetter"/>
+      <w:lvlText w:val="%5."/>
+      <w:lvlJc w:val="left"/>
+      <w:pPr>
+        <w:ind w:left="3600" w:hanging="360"/>
+      </w:pPr>
+    </w:lvl>
+    <w:lvl w:ilvl="5" w:tplc="0409001B" w:tentative="1">
+      <w:start w:val="1"/>
+      <w:numFmt w:val="lowerRoman"/>
+      <w:lvlText w:val="%6."/>
+      <w:lvlJc w:val="right"/>
+      <w:pPr>
+        <w:ind w:left="4320" w:hanging="180"/>
+      </w:pPr>
+    </w:lvl>
+    <w:lvl w:ilvl="6" w:tplc="0409000F" w:tentative="1">
+      <w:start w:val="1"/>
+      <w:numFmt w:val="decimal"/>
+      <w:lvlText w:val="%7."/>
+      <w:lvlJc w:val="left"/>
+      <w:pPr>
+        <w:ind w:left="5040" w:hanging="360"/>
+      </w:pPr>
+    </w:lvl>
+    <w:lvl w:ilvl="7" w:tplc="04090019" w:tentative="1">
+      <w:start w:val="1"/>
+      <w:numFmt w:val="lowerLetter"/>
+      <w:lvlText w:val="%8."/>
+      <w:lvlJc w:val="left"/>
+      <w:pPr>
+        <w:ind w:left="5760" w:hanging="360"/>
+      </w:pPr>
+    </w:lvl>
+    <w:lvl w:ilvl="8" w:tplc="0409001B" w:tentative="1">
+      <w:start w:val="1"/>
+      <w:numFmt w:val="lowerRoman"/>
+      <w:lvlText w:val="%9."/>
+      <w:lvlJc w:val="right"/>
+      <w:pPr>
+        <w:ind w:left="6480" w:hanging="180"/>
+      </w:pPr>
+    </w:lvl>
+  </w:abstractNum>
+  <w:abstractNum w:abstractNumId="2" w15:restartNumberingAfterBreak="0">
     <w:nsid w:val="187C75C1"/>
     <w:multiLevelType w:val="multilevel"/>
     <w:tmpl w:val="7B20E11C"/>
@@ -3717,7 +3851,7 @@
       </w:rPr>
     </w:lvl>
   </w:abstractNum>
-  <w:abstractNum w:abstractNumId="2" w15:restartNumberingAfterBreak="0">
+  <w:abstractNum w:abstractNumId="3" w15:restartNumberingAfterBreak="0">
     <w:nsid w:val="1CA92B44"/>
     <w:multiLevelType w:val="multilevel"/>
     <w:tmpl w:val="397831BE"/>
@@ -3866,7 +4000,7 @@
       </w:rPr>
     </w:lvl>
   </w:abstractNum>
-  <w:abstractNum w:abstractNumId="3" w15:restartNumberingAfterBreak="0">
+  <w:abstractNum w:abstractNumId="4" w15:restartNumberingAfterBreak="0">
     <w:nsid w:val="1F5D7470"/>
     <w:multiLevelType w:val="multilevel"/>
     <w:tmpl w:val="949EEF0A"/>
@@ -3987,7 +4121,96 @@
       </w:rPr>
     </w:lvl>
   </w:abstractNum>
-  <w:abstractNum w:abstractNumId="4" w15:restartNumberingAfterBreak="0">
+  <w:abstractNum w:abstractNumId="5" w15:restartNumberingAfterBreak="0">
+    <w:nsid w:val="22D744DF"/>
+    <w:multiLevelType w:val="hybridMultilevel"/>
+    <w:tmpl w:val="D0BEA6E6"/>
+    <w:lvl w:ilvl="0" w:tplc="FFFFFFFF">
+      <w:start w:val="1"/>
+      <w:numFmt w:val="upperRoman"/>
+      <w:lvlText w:val="%1."/>
+      <w:lvlJc w:val="left"/>
+      <w:pPr>
+        <w:ind w:left="1080" w:hanging="720"/>
+      </w:pPr>
+      <w:rPr>
+        <w:rFonts w:hint="default"/>
+      </w:rPr>
+    </w:lvl>
+    <w:lvl w:ilvl="1" w:tplc="FFFFFFFF" w:tentative="1">
+      <w:start w:val="1"/>
+      <w:numFmt w:val="lowerLetter"/>
+      <w:lvlText w:val="%2."/>
+      <w:lvlJc w:val="left"/>
+      <w:pPr>
+        <w:ind w:left="1440" w:hanging="360"/>
+      </w:pPr>
+    </w:lvl>
+    <w:lvl w:ilvl="2" w:tplc="FFFFFFFF" w:tentative="1">
+      <w:start w:val="1"/>
+      <w:numFmt w:val="lowerRoman"/>
+      <w:lvlText w:val="%3."/>
+      <w:lvlJc w:val="right"/>
+      <w:pPr>
+        <w:ind w:left="2160" w:hanging="180"/>
+      </w:pPr>
+    </w:lvl>
+    <w:lvl w:ilvl="3" w:tplc="FFFFFFFF" w:tentative="1">
+      <w:start w:val="1"/>
+      <w:numFmt w:val="decimal"/>
+      <w:lvlText w:val="%4."/>
+      <w:lvlJc w:val="left"/>
+      <w:pPr>
+        <w:ind w:left="2880" w:hanging="360"/>
+      </w:pPr>
+    </w:lvl>
+    <w:lvl w:ilvl="4" w:tplc="FFFFFFFF" w:tentative="1">
+      <w:start w:val="1"/>
+      <w:numFmt w:val="lowerLetter"/>
+      <w:lvlText w:val="%5."/>
+      <w:lvlJc w:val="left"/>
+      <w:pPr>
+        <w:ind w:left="3600" w:hanging="360"/>
+      </w:pPr>
+    </w:lvl>
+    <w:lvl w:ilvl="5" w:tplc="FFFFFFFF" w:tentative="1">
+      <w:start w:val="1"/>
+      <w:numFmt w:val="lowerRoman"/>
+      <w:lvlText w:val="%6."/>
+      <w:lvlJc w:val="right"/>
+      <w:pPr>
+        <w:ind w:left="4320" w:hanging="180"/>
+      </w:pPr>
+    </w:lvl>
+    <w:lvl w:ilvl="6" w:tplc="FFFFFFFF" w:tentative="1">
+      <w:start w:val="1"/>
+      <w:numFmt w:val="decimal"/>
+      <w:lvlText w:val="%7."/>
+      <w:lvlJc w:val="left"/>
+      <w:pPr>
+        <w:ind w:left="5040" w:hanging="360"/>
+      </w:pPr>
+    </w:lvl>
+    <w:lvl w:ilvl="7" w:tplc="FFFFFFFF" w:tentative="1">
+      <w:start w:val="1"/>
+      <w:numFmt w:val="lowerLetter"/>
+      <w:lvlText w:val="%8."/>
+      <w:lvlJc w:val="left"/>
+      <w:pPr>
+        <w:ind w:left="5760" w:hanging="360"/>
+      </w:pPr>
+    </w:lvl>
+    <w:lvl w:ilvl="8" w:tplc="FFFFFFFF" w:tentative="1">
+      <w:start w:val="1"/>
+      <w:numFmt w:val="lowerRoman"/>
+      <w:lvlText w:val="%9."/>
+      <w:lvlJc w:val="right"/>
+      <w:pPr>
+        <w:ind w:left="6480" w:hanging="180"/>
+      </w:pPr>
+    </w:lvl>
+  </w:abstractNum>
+  <w:abstractNum w:abstractNumId="6" w15:restartNumberingAfterBreak="0">
     <w:nsid w:val="23AC3160"/>
     <w:multiLevelType w:val="multilevel"/>
     <w:tmpl w:val="949EEF0A"/>
@@ -4108,7 +4331,7 @@
       </w:rPr>
     </w:lvl>
   </w:abstractNum>
-  <w:abstractNum w:abstractNumId="5" w15:restartNumberingAfterBreak="0">
+  <w:abstractNum w:abstractNumId="7" w15:restartNumberingAfterBreak="0">
     <w:nsid w:val="2BDE1B57"/>
     <w:multiLevelType w:val="multilevel"/>
     <w:tmpl w:val="309A0DC8"/>
@@ -4257,7 +4480,7 @@
       </w:rPr>
     </w:lvl>
   </w:abstractNum>
-  <w:abstractNum w:abstractNumId="6" w15:restartNumberingAfterBreak="0">
+  <w:abstractNum w:abstractNumId="8" w15:restartNumberingAfterBreak="0">
     <w:nsid w:val="31B93C6F"/>
     <w:multiLevelType w:val="multilevel"/>
     <w:tmpl w:val="48486E00"/>
@@ -4406,7 +4629,7 @@
       </w:rPr>
     </w:lvl>
   </w:abstractNum>
-  <w:abstractNum w:abstractNumId="7" w15:restartNumberingAfterBreak="0">
+  <w:abstractNum w:abstractNumId="9" w15:restartNumberingAfterBreak="0">
     <w:nsid w:val="35F77F61"/>
     <w:multiLevelType w:val="multilevel"/>
     <w:tmpl w:val="1B806C7E"/>
@@ -4555,7 +4778,7 @@
       </w:rPr>
     </w:lvl>
   </w:abstractNum>
-  <w:abstractNum w:abstractNumId="8" w15:restartNumberingAfterBreak="0">
+  <w:abstractNum w:abstractNumId="10" w15:restartNumberingAfterBreak="0">
     <w:nsid w:val="40B359BB"/>
     <w:multiLevelType w:val="multilevel"/>
     <w:tmpl w:val="56B83DB4"/>
@@ -4704,7 +4927,7 @@
       </w:rPr>
     </w:lvl>
   </w:abstractNum>
-  <w:abstractNum w:abstractNumId="9" w15:restartNumberingAfterBreak="0">
+  <w:abstractNum w:abstractNumId="11" w15:restartNumberingAfterBreak="0">
     <w:nsid w:val="4605767B"/>
     <w:multiLevelType w:val="multilevel"/>
     <w:tmpl w:val="3A98361E"/>
@@ -4853,7 +5076,7 @@
       </w:rPr>
     </w:lvl>
   </w:abstractNum>
-  <w:abstractNum w:abstractNumId="10" w15:restartNumberingAfterBreak="0">
+  <w:abstractNum w:abstractNumId="12" w15:restartNumberingAfterBreak="0">
     <w:nsid w:val="477E67FB"/>
     <w:multiLevelType w:val="multilevel"/>
     <w:tmpl w:val="E52C8A16"/>
@@ -4976,7 +5199,7 @@
       </w:rPr>
     </w:lvl>
   </w:abstractNum>
-  <w:abstractNum w:abstractNumId="11" w15:restartNumberingAfterBreak="0">
+  <w:abstractNum w:abstractNumId="13" w15:restartNumberingAfterBreak="0">
     <w:nsid w:val="4F3320C0"/>
     <w:multiLevelType w:val="hybridMultilevel"/>
     <w:tmpl w:val="D0E2F922"/>
@@ -5065,7 +5288,7 @@
       </w:pPr>
     </w:lvl>
   </w:abstractNum>
-  <w:abstractNum w:abstractNumId="12" w15:restartNumberingAfterBreak="0">
+  <w:abstractNum w:abstractNumId="14" w15:restartNumberingAfterBreak="0">
     <w:nsid w:val="5291390E"/>
     <w:multiLevelType w:val="multilevel"/>
     <w:tmpl w:val="F7B803D0"/>
@@ -5214,7 +5437,7 @@
       </w:rPr>
     </w:lvl>
   </w:abstractNum>
-  <w:abstractNum w:abstractNumId="13" w15:restartNumberingAfterBreak="0">
+  <w:abstractNum w:abstractNumId="15" w15:restartNumberingAfterBreak="0">
     <w:nsid w:val="5549087C"/>
     <w:multiLevelType w:val="multilevel"/>
     <w:tmpl w:val="4D148E4C"/>
@@ -5363,7 +5586,7 @@
       </w:rPr>
     </w:lvl>
   </w:abstractNum>
-  <w:abstractNum w:abstractNumId="14" w15:restartNumberingAfterBreak="0">
+  <w:abstractNum w:abstractNumId="16" w15:restartNumberingAfterBreak="0">
     <w:nsid w:val="5A30385C"/>
     <w:multiLevelType w:val="multilevel"/>
     <w:tmpl w:val="B21A1882"/>
@@ -5512,7 +5735,7 @@
       </w:rPr>
     </w:lvl>
   </w:abstractNum>
-  <w:abstractNum w:abstractNumId="15" w15:restartNumberingAfterBreak="0">
+  <w:abstractNum w:abstractNumId="17" w15:restartNumberingAfterBreak="0">
     <w:nsid w:val="5A6F1167"/>
     <w:multiLevelType w:val="multilevel"/>
     <w:tmpl w:val="7F485ADE"/>
@@ -5661,7 +5884,7 @@
       </w:rPr>
     </w:lvl>
   </w:abstractNum>
-  <w:abstractNum w:abstractNumId="16" w15:restartNumberingAfterBreak="0">
+  <w:abstractNum w:abstractNumId="18" w15:restartNumberingAfterBreak="0">
     <w:nsid w:val="64210128"/>
     <w:multiLevelType w:val="hybridMultilevel"/>
     <w:tmpl w:val="535AFA40"/>
@@ -5774,7 +5997,7 @@
       </w:rPr>
     </w:lvl>
   </w:abstractNum>
-  <w:abstractNum w:abstractNumId="17" w15:restartNumberingAfterBreak="0">
+  <w:abstractNum w:abstractNumId="19" w15:restartNumberingAfterBreak="0">
     <w:nsid w:val="74466BC8"/>
     <w:multiLevelType w:val="multilevel"/>
     <w:tmpl w:val="67F45FB8"/>
@@ -5923,7 +6146,7 @@
       </w:rPr>
     </w:lvl>
   </w:abstractNum>
-  <w:abstractNum w:abstractNumId="18" w15:restartNumberingAfterBreak="0">
+  <w:abstractNum w:abstractNumId="20" w15:restartNumberingAfterBreak="0">
     <w:nsid w:val="746A4D2E"/>
     <w:multiLevelType w:val="multilevel"/>
     <w:tmpl w:val="57E42B8A"/>
@@ -6072,7 +6295,7 @@
       </w:rPr>
     </w:lvl>
   </w:abstractNum>
-  <w:abstractNum w:abstractNumId="19" w15:restartNumberingAfterBreak="0">
+  <w:abstractNum w:abstractNumId="21" w15:restartNumberingAfterBreak="0">
     <w:nsid w:val="7CC273FB"/>
     <w:multiLevelType w:val="multilevel"/>
     <w:tmpl w:val="7BEEDC08"/>
@@ -6221,7 +6444,7 @@
       </w:rPr>
     </w:lvl>
   </w:abstractNum>
-  <w:abstractNum w:abstractNumId="20" w15:restartNumberingAfterBreak="0">
+  <w:abstractNum w:abstractNumId="22" w15:restartNumberingAfterBreak="0">
     <w:nsid w:val="7E486370"/>
     <w:multiLevelType w:val="multilevel"/>
     <w:tmpl w:val="1BE45E78"/>
@@ -6371,70 +6594,76 @@
     </w:lvl>
   </w:abstractNum>
   <w:num w:numId="1" w16cid:durableId="911431553">
-    <w:abstractNumId w:val="10"/>
+    <w:abstractNumId w:val="12"/>
   </w:num>
   <w:num w:numId="2" w16cid:durableId="1211071747">
-    <w:abstractNumId w:val="16"/>
+    <w:abstractNumId w:val="18"/>
   </w:num>
   <w:num w:numId="3" w16cid:durableId="1345546169">
-    <w:abstractNumId w:val="3"/>
+    <w:abstractNumId w:val="4"/>
   </w:num>
   <w:num w:numId="4" w16cid:durableId="2011445724">
-    <w:abstractNumId w:val="4"/>
+    <w:abstractNumId w:val="6"/>
   </w:num>
   <w:num w:numId="5" w16cid:durableId="1614748084">
-    <w:abstractNumId w:val="16"/>
+    <w:abstractNumId w:val="18"/>
   </w:num>
   <w:num w:numId="6" w16cid:durableId="1885285525">
-    <w:abstractNumId w:val="11"/>
+    <w:abstractNumId w:val="13"/>
   </w:num>
   <w:num w:numId="7" w16cid:durableId="977103135">
     <w:abstractNumId w:val="0"/>
   </w:num>
   <w:num w:numId="8" w16cid:durableId="868228077">
+    <w:abstractNumId w:val="11"/>
+  </w:num>
+  <w:num w:numId="9" w16cid:durableId="1764648938">
+    <w:abstractNumId w:val="21"/>
+  </w:num>
+  <w:num w:numId="10" w16cid:durableId="1253004913">
+    <w:abstractNumId w:val="15"/>
+  </w:num>
+  <w:num w:numId="11" w16cid:durableId="1631864337">
+    <w:abstractNumId w:val="20"/>
+  </w:num>
+  <w:num w:numId="12" w16cid:durableId="65109731">
+    <w:abstractNumId w:val="7"/>
+  </w:num>
+  <w:num w:numId="13" w16cid:durableId="1270239147">
+    <w:abstractNumId w:val="8"/>
+  </w:num>
+  <w:num w:numId="14" w16cid:durableId="1145395104">
+    <w:abstractNumId w:val="2"/>
+  </w:num>
+  <w:num w:numId="15" w16cid:durableId="1601529475">
+    <w:abstractNumId w:val="14"/>
+  </w:num>
+  <w:num w:numId="16" w16cid:durableId="909316938">
+    <w:abstractNumId w:val="19"/>
+  </w:num>
+  <w:num w:numId="17" w16cid:durableId="1067924944">
+    <w:abstractNumId w:val="10"/>
+  </w:num>
+  <w:num w:numId="18" w16cid:durableId="1806698001">
+    <w:abstractNumId w:val="3"/>
+  </w:num>
+  <w:num w:numId="19" w16cid:durableId="1440100443">
+    <w:abstractNumId w:val="16"/>
+  </w:num>
+  <w:num w:numId="20" w16cid:durableId="1231039368">
+    <w:abstractNumId w:val="17"/>
+  </w:num>
+  <w:num w:numId="21" w16cid:durableId="1237591285">
     <w:abstractNumId w:val="9"/>
   </w:num>
-  <w:num w:numId="9" w16cid:durableId="1764648938">
-    <w:abstractNumId w:val="19"/>
+  <w:num w:numId="22" w16cid:durableId="1374846122">
+    <w:abstractNumId w:val="22"/>
   </w:num>
-  <w:num w:numId="10" w16cid:durableId="1253004913">
-    <w:abstractNumId w:val="13"/>
-  </w:num>
-  <w:num w:numId="11" w16cid:durableId="1631864337">
-    <w:abstractNumId w:val="18"/>
-  </w:num>
-  <w:num w:numId="12" w16cid:durableId="65109731">
-    <w:abstractNumId w:val="5"/>
-  </w:num>
-  <w:num w:numId="13" w16cid:durableId="1270239147">
-    <w:abstractNumId w:val="6"/>
-  </w:num>
-  <w:num w:numId="14" w16cid:durableId="1145395104">
+  <w:num w:numId="23" w16cid:durableId="434441579">
     <w:abstractNumId w:val="1"/>
   </w:num>
-  <w:num w:numId="15" w16cid:durableId="1601529475">
-    <w:abstractNumId w:val="12"/>
-  </w:num>
-  <w:num w:numId="16" w16cid:durableId="909316938">
-    <w:abstractNumId w:val="17"/>
-  </w:num>
-  <w:num w:numId="17" w16cid:durableId="1067924944">
-    <w:abstractNumId w:val="8"/>
-  </w:num>
-  <w:num w:numId="18" w16cid:durableId="1806698001">
-    <w:abstractNumId w:val="2"/>
-  </w:num>
-  <w:num w:numId="19" w16cid:durableId="1440100443">
-    <w:abstractNumId w:val="14"/>
-  </w:num>
-  <w:num w:numId="20" w16cid:durableId="1231039368">
-    <w:abstractNumId w:val="15"/>
-  </w:num>
-  <w:num w:numId="21" w16cid:durableId="1237591285">
-    <w:abstractNumId w:val="7"/>
-  </w:num>
-  <w:num w:numId="22" w16cid:durableId="1374846122">
-    <w:abstractNumId w:val="20"/>
+  <w:num w:numId="24" w16cid:durableId="1372270180">
+    <w:abstractNumId w:val="5"/>
   </w:num>
 </w:numbering>
 </file>
@@ -7546,6 +7775,18 @@
     <w:basedOn w:val="DefaultParagraphFont"/>
     <w:rsid w:val="006A3558"/>
   </w:style>
+  <w:style w:type="character" w:styleId="FollowedHyperlink">
+    <w:name w:val="FollowedHyperlink"/>
+    <w:basedOn w:val="DefaultParagraphFont"/>
+    <w:uiPriority w:val="99"/>
+    <w:semiHidden/>
+    <w:unhideWhenUsed/>
+    <w:rsid w:val="00C777E3"/>
+    <w:rPr>
+      <w:color w:val="96607D" w:themeColor="followedHyperlink"/>
+      <w:u w:val="single"/>
+    </w:rPr>
+  </w:style>
 </w:styles>
 </file>
 
